--- a/src/assets/resume/Resume_Vivek_Bhat.docx
+++ b/src/assets/resume/Resume_Vivek_Bhat.docx
@@ -183,8 +183,20 @@
             <w:szCs w:val="20"/>
             <w:u w:val="none"/>
           </w:rPr>
-          <w:t>github.com/vivekbhat</w:t>
+          <w:t>github.com/</w:t>
         </w:r>
+        <w:proofErr w:type="spellStart"/>
+        <w:r>
+          <w:rPr>
+            <w:rStyle w:val="Hyperlink"/>
+            <w:color w:val="000000" w:themeColor="text1"/>
+            <w:sz w:val="20"/>
+            <w:szCs w:val="20"/>
+            <w:u w:val="none"/>
+          </w:rPr>
+          <w:t>vivekbhat</w:t>
+        </w:r>
+        <w:proofErr w:type="spellEnd"/>
       </w:hyperlink>
     </w:p>
     <w:p>
@@ -208,8 +220,17 @@
             <w:sz w:val="20"/>
             <w:szCs w:val="20"/>
           </w:rPr>
-          <w:t>linkedin.com/in/vivek-bhat</w:t>
+          <w:t>linkedin.com/in/</w:t>
         </w:r>
+        <w:proofErr w:type="spellStart"/>
+        <w:r>
+          <w:rPr>
+            <w:sz w:val="20"/>
+            <w:szCs w:val="20"/>
+          </w:rPr>
+          <w:t>vivek-bhat</w:t>
+        </w:r>
+        <w:proofErr w:type="spellEnd"/>
       </w:hyperlink>
     </w:p>
     <w:p>
@@ -781,36 +802,63 @@
           <w:sz w:val="25"/>
           <w:szCs w:val="25"/>
         </w:rPr>
-        <w:lastRenderedPageBreak/>
-        <w:t xml:space="preserve">HUGHES, </w:t>
+        <w:t>ECHOSTAR</w:t>
       </w:r>
       <w:r>
         <w:rPr>
           <w:sz w:val="25"/>
           <w:szCs w:val="25"/>
         </w:rPr>
-        <w:t xml:space="preserve">Maryland, </w:t>
+        <w:t>, Maryland</w:t>
       </w:r>
       <w:r>
         <w:rPr>
           <w:sz w:val="25"/>
           <w:szCs w:val="25"/>
         </w:rPr>
-        <w:t>Sr Software Engineer</w:t>
+        <w:t xml:space="preserve"> - </w:t>
       </w:r>
       <w:r>
         <w:rPr>
           <w:sz w:val="25"/>
           <w:szCs w:val="25"/>
         </w:rPr>
-        <w:tab/>
+        <w:t xml:space="preserve">Principal </w:t>
       </w:r>
       <w:r>
         <w:rPr>
           <w:sz w:val="25"/>
           <w:szCs w:val="25"/>
         </w:rPr>
-        <w:t>Nov 2023 – Present</w:t>
+        <w:t xml:space="preserve">Software </w:t>
+      </w:r>
+      <w:r>
+        <w:rPr>
+          <w:sz w:val="25"/>
+          <w:szCs w:val="25"/>
+        </w:rPr>
+        <w:t>Engineer</w:t>
+      </w:r>
+      <w:r>
+        <w:rPr>
+          <w:sz w:val="25"/>
+          <w:szCs w:val="25"/>
+        </w:rPr>
+        <w:tab/>
+      </w:r>
+      <w:r>
+        <w:rPr>
+          <w:sz w:val="25"/>
+          <w:szCs w:val="25"/>
+        </w:rPr>
+        <w:t xml:space="preserve">March 2026 </w:t>
+      </w:r>
+      <w:r>
+        <w:rPr>
+          <w:sz w:val="25"/>
+          <w:szCs w:val="25"/>
+        </w:rPr>
+        <w:t>– Present</w:t>
       </w:r>
     </w:p>
     <w:p>
@@ -837,7 +885,7 @@
           <w:sz w:val="24"/>
           <w:szCs w:val="24"/>
         </w:rPr>
-        <w:t>Built distributed microservices and platform components powering large</w:t>
+        <w:t>Led end</w:t>
       </w:r>
       <w:r>
         <w:rPr>
@@ -856,7 +904,45 @@
           <w:sz w:val="24"/>
           <w:szCs w:val="24"/>
         </w:rPr>
-        <w:t>scale observability systems.</w:t>
+        <w:t>to</w:t>
+      </w:r>
+      <w:r>
+        <w:rPr>
+          <w:rFonts w:ascii="Cambria Math" w:hAnsi="Cambria Math" w:cs="Cambria Math"/>
+          <w:b w:val="0"/>
+          <w:bCs w:val="0"/>
+          <w:sz w:val="24"/>
+          <w:szCs w:val="24"/>
+        </w:rPr>
+        <w:t>‑</w:t>
+      </w:r>
+      <w:r>
+        <w:rPr>
+          <w:b w:val="0"/>
+          <w:bCs w:val="0"/>
+          <w:sz w:val="24"/>
+          <w:szCs w:val="24"/>
+        </w:rPr>
+        <w:t>end design of a fault</w:t>
+      </w:r>
+      <w:r>
+        <w:rPr>
+          <w:rFonts w:ascii="Cambria Math" w:hAnsi="Cambria Math" w:cs="Cambria Math"/>
+          <w:b w:val="0"/>
+          <w:bCs w:val="0"/>
+          <w:sz w:val="24"/>
+          <w:szCs w:val="24"/>
+        </w:rPr>
+        <w:t>‑</w:t>
+      </w:r>
+      <w:r>
+        <w:rPr>
+          <w:b w:val="0"/>
+          <w:bCs w:val="0"/>
+          <w:sz w:val="24"/>
+          <w:szCs w:val="24"/>
+        </w:rPr>
+        <w:t>tolerant Apache Flink/Kafka streaming platform processing 500M+ events daily for global satellite connectivity monitoring.</w:t>
       </w:r>
     </w:p>
     <w:p>
@@ -883,25 +969,35 @@
           <w:sz w:val="24"/>
           <w:szCs w:val="24"/>
         </w:rPr>
-        <w:t>Implemented best practices for a greenfield project, including AWS VPC design, IAM</w:t>
-      </w:r>
-      <w:r>
-        <w:rPr>
-          <w:b w:val="0"/>
-          <w:bCs w:val="0"/>
-          <w:sz w:val="24"/>
-          <w:szCs w:val="24"/>
-        </w:rPr>
-        <w:t>/RBAC</w:t>
-      </w:r>
-      <w:r>
-        <w:rPr>
-          <w:b w:val="0"/>
-          <w:bCs w:val="0"/>
-          <w:sz w:val="24"/>
-          <w:szCs w:val="24"/>
-        </w:rPr>
-        <w:t xml:space="preserve"> policies, Kafka integration, Terraform-based infrastructure, and observability systems.</w:t>
+        <w:t>Set technical standards and led development of distributed platform services for large</w:t>
+      </w:r>
+      <w:r>
+        <w:rPr>
+          <w:rFonts w:ascii="Cambria Math" w:hAnsi="Cambria Math" w:cs="Cambria Math"/>
+          <w:b w:val="0"/>
+          <w:bCs w:val="0"/>
+          <w:sz w:val="24"/>
+          <w:szCs w:val="24"/>
+        </w:rPr>
+        <w:t>‑</w:t>
+      </w:r>
+      <w:r>
+        <w:rPr>
+          <w:b w:val="0"/>
+          <w:bCs w:val="0"/>
+          <w:sz w:val="24"/>
+          <w:szCs w:val="24"/>
+        </w:rPr>
+        <w:t>scale observability and reliability.</w:t>
+      </w:r>
+      <w:r>
+        <w:rPr>
+          <w:b w:val="0"/>
+          <w:bCs w:val="0"/>
+          <w:sz w:val="24"/>
+          <w:szCs w:val="24"/>
+        </w:rPr>
+        <w:t xml:space="preserve"> </w:t>
       </w:r>
     </w:p>
     <w:p>
@@ -915,91 +1011,71 @@
         <w:ind w:left="273" w:hanging="187"/>
         <w:jc w:val="both"/>
         <w:rPr>
-          <w:sz w:val="24"/>
-          <w:szCs w:val="24"/>
-        </w:rPr>
-      </w:pPr>
-      <w:r>
-        <w:rPr>
-          <w:b w:val="0"/>
-          <w:bCs w:val="0"/>
-          <w:sz w:val="24"/>
-          <w:szCs w:val="24"/>
-        </w:rPr>
-        <w:t xml:space="preserve">Built real-time data stream processing engine using </w:t>
-      </w:r>
-      <w:r>
-        <w:rPr>
-          <w:sz w:val="24"/>
-          <w:szCs w:val="24"/>
-        </w:rPr>
-        <w:t>Apache</w:t>
-      </w:r>
-      <w:r>
-        <w:rPr>
-          <w:b w:val="0"/>
-          <w:bCs w:val="0"/>
-          <w:sz w:val="24"/>
-          <w:szCs w:val="24"/>
-        </w:rPr>
-        <w:t xml:space="preserve"> </w:t>
-      </w:r>
-      <w:r>
-        <w:rPr>
-          <w:sz w:val="24"/>
-          <w:szCs w:val="24"/>
-        </w:rPr>
-        <w:t xml:space="preserve">Flink </w:t>
-      </w:r>
-      <w:r>
-        <w:rPr>
-          <w:sz w:val="24"/>
-          <w:szCs w:val="24"/>
-        </w:rPr>
-        <w:t>and Kafka</w:t>
-      </w:r>
-      <w:r>
-        <w:rPr>
-          <w:b w:val="0"/>
-          <w:bCs w:val="0"/>
-          <w:sz w:val="24"/>
-          <w:szCs w:val="24"/>
-        </w:rPr>
-        <w:t xml:space="preserve"> </w:t>
-      </w:r>
-      <w:r>
-        <w:rPr>
-          <w:b w:val="0"/>
-          <w:bCs w:val="0"/>
-          <w:sz w:val="24"/>
-          <w:szCs w:val="24"/>
-        </w:rPr>
-        <w:t xml:space="preserve">to detect satellite internet communication issues globally, reducing triage time from </w:t>
-      </w:r>
-      <w:r>
-        <w:rPr>
-          <w:sz w:val="24"/>
-          <w:szCs w:val="24"/>
-        </w:rPr>
-        <w:t>days to near real-time</w:t>
-      </w:r>
-      <w:r>
-        <w:rPr>
-          <w:b w:val="0"/>
-          <w:bCs w:val="0"/>
-          <w:sz w:val="24"/>
-          <w:szCs w:val="24"/>
-        </w:rPr>
-        <w:t>.</w:t>
-      </w:r>
-      <w:r>
-        <w:rPr>
-          <w:b w:val="0"/>
-          <w:bCs w:val="0"/>
-          <w:sz w:val="24"/>
-          <w:szCs w:val="24"/>
-        </w:rPr>
-        <w:t xml:space="preserve"> </w:t>
+          <w:b w:val="0"/>
+          <w:bCs w:val="0"/>
+          <w:sz w:val="24"/>
+          <w:szCs w:val="24"/>
+        </w:rPr>
+      </w:pPr>
+      <w:r>
+        <w:rPr>
+          <w:b w:val="0"/>
+          <w:bCs w:val="0"/>
+          <w:sz w:val="24"/>
+          <w:szCs w:val="24"/>
+        </w:rPr>
+        <w:t>Drove architectural leadership and mentorship across teams.</w:t>
+      </w:r>
+    </w:p>
+    <w:p>
+      <w:pPr>
+        <w:pStyle w:val="Heading2"/>
+        <w:tabs>
+          <w:tab w:val="right" w:pos="10440"/>
+        </w:tabs>
+        <w:spacing w:before="120" w:after="60"/>
+        <w:ind w:left="0"/>
+        <w:jc w:val="both"/>
+        <w:rPr>
+          <w:sz w:val="25"/>
+          <w:szCs w:val="25"/>
+        </w:rPr>
+      </w:pPr>
+      <w:r>
+        <w:rPr>
+          <w:sz w:val="25"/>
+          <w:szCs w:val="25"/>
+        </w:rPr>
+        <w:t xml:space="preserve">ECHOSTAR, Maryland - </w:t>
+      </w:r>
+      <w:r>
+        <w:rPr>
+          <w:sz w:val="25"/>
+          <w:szCs w:val="25"/>
+        </w:rPr>
+        <w:t>Sr Software Engineer</w:t>
+      </w:r>
+      <w:r>
+        <w:rPr>
+          <w:sz w:val="25"/>
+          <w:szCs w:val="25"/>
+        </w:rPr>
+        <w:tab/>
+        <w:t xml:space="preserve">Nov 2023 – </w:t>
+      </w:r>
+      <w:r>
+        <w:rPr>
+          <w:sz w:val="25"/>
+          <w:szCs w:val="25"/>
+        </w:rPr>
+        <w:t xml:space="preserve">March </w:t>
+      </w:r>
+      <w:r>
+        <w:rPr>
+          <w:sz w:val="25"/>
+          <w:szCs w:val="25"/>
+        </w:rPr>
+        <w:t>2026</w:t>
       </w:r>
     </w:p>
     <w:p>
@@ -1026,34 +1102,25 @@
           <w:sz w:val="24"/>
           <w:szCs w:val="24"/>
         </w:rPr>
-        <w:t xml:space="preserve">Leveraged </w:t>
-      </w:r>
-      <w:r>
-        <w:rPr>
-          <w:b w:val="0"/>
-          <w:bCs w:val="0"/>
-          <w:sz w:val="24"/>
-          <w:szCs w:val="24"/>
-        </w:rPr>
-        <w:t>AI coding assistants such as Amazon Q</w:t>
-      </w:r>
-      <w:r>
-        <w:rPr>
-          <w:b w:val="0"/>
-          <w:bCs w:val="0"/>
-          <w:sz w:val="24"/>
-          <w:szCs w:val="24"/>
-        </w:rPr>
-        <w:t xml:space="preserve"> CLI</w:t>
-      </w:r>
-      <w:r>
-        <w:rPr>
-          <w:b w:val="0"/>
-          <w:bCs w:val="0"/>
-          <w:sz w:val="24"/>
-          <w:szCs w:val="24"/>
-        </w:rPr>
-        <w:t>, GitHub Copilot, and Bedrock-based tools to optimize development workflows and improve engineering velocity.</w:t>
+        <w:t>Implemented best practices for a greenfield project, including AWS VPC design, IAM</w:t>
+      </w:r>
+      <w:r>
+        <w:rPr>
+          <w:b w:val="0"/>
+          <w:bCs w:val="0"/>
+          <w:sz w:val="24"/>
+          <w:szCs w:val="24"/>
+        </w:rPr>
+        <w:t>/RBAC</w:t>
+      </w:r>
+      <w:r>
+        <w:rPr>
+          <w:b w:val="0"/>
+          <w:bCs w:val="0"/>
+          <w:sz w:val="24"/>
+          <w:szCs w:val="24"/>
+        </w:rPr>
+        <w:t xml:space="preserve"> policies, Kafka integration, Terraform-based infrastructure, and observability systems.</w:t>
       </w:r>
     </w:p>
     <w:p>
@@ -1114,34 +1181,42 @@
           <w:sz w:val="24"/>
           <w:szCs w:val="24"/>
         </w:rPr>
-        <w:t xml:space="preserve">Engineered an </w:t>
-      </w:r>
-      <w:r>
-        <w:rPr>
-          <w:b w:val="0"/>
-          <w:bCs w:val="0"/>
-          <w:sz w:val="24"/>
-          <w:szCs w:val="24"/>
-        </w:rPr>
-        <w:t>Avro Schema</w:t>
-      </w:r>
-      <w:r>
-        <w:rPr>
-          <w:b w:val="0"/>
-          <w:bCs w:val="0"/>
-          <w:sz w:val="24"/>
-          <w:szCs w:val="24"/>
-        </w:rPr>
-        <w:t xml:space="preserve"> Registry enabling safe backward/forward compatibility and seamless schema evolution across distributed services.</w:t>
-      </w:r>
-      <w:r>
-        <w:rPr>
-          <w:b w:val="0"/>
-          <w:bCs w:val="0"/>
-          <w:sz w:val="24"/>
-          <w:szCs w:val="24"/>
-        </w:rPr>
-        <w:t xml:space="preserve">  </w:t>
+        <w:t>Automated reporting across distributed services to surface system</w:t>
+      </w:r>
+      <w:r>
+        <w:rPr>
+          <w:rFonts w:ascii="Cambria Math" w:hAnsi="Cambria Math" w:cs="Cambria Math"/>
+          <w:b w:val="0"/>
+          <w:bCs w:val="0"/>
+          <w:sz w:val="24"/>
+          <w:szCs w:val="24"/>
+        </w:rPr>
+        <w:t>‑</w:t>
+      </w:r>
+      <w:r>
+        <w:rPr>
+          <w:b w:val="0"/>
+          <w:bCs w:val="0"/>
+          <w:sz w:val="24"/>
+          <w:szCs w:val="24"/>
+        </w:rPr>
+        <w:t xml:space="preserve">wide health </w:t>
+      </w:r>
+      <w:r>
+        <w:rPr>
+          <w:sz w:val="24"/>
+          <w:szCs w:val="24"/>
+        </w:rPr>
+        <w:t>insights for stakeholders</w:t>
+      </w:r>
+      <w:r>
+        <w:rPr>
+          <w:b w:val="0"/>
+          <w:bCs w:val="0"/>
+          <w:sz w:val="24"/>
+          <w:szCs w:val="24"/>
+        </w:rPr>
+        <w:t>.</w:t>
       </w:r>
     </w:p>
     <w:p>
@@ -1168,42 +1243,7 @@
           <w:sz w:val="24"/>
           <w:szCs w:val="24"/>
         </w:rPr>
-        <w:t>Automated reporting across distributed services to surface system</w:t>
-      </w:r>
-      <w:r>
-        <w:rPr>
-          <w:rFonts w:ascii="Cambria Math" w:hAnsi="Cambria Math" w:cs="Cambria Math"/>
-          <w:b w:val="0"/>
-          <w:bCs w:val="0"/>
-          <w:sz w:val="24"/>
-          <w:szCs w:val="24"/>
-        </w:rPr>
-        <w:t>‑</w:t>
-      </w:r>
-      <w:r>
-        <w:rPr>
-          <w:b w:val="0"/>
-          <w:bCs w:val="0"/>
-          <w:sz w:val="24"/>
-          <w:szCs w:val="24"/>
-        </w:rPr>
-        <w:t xml:space="preserve">wide health </w:t>
-      </w:r>
-      <w:r>
-        <w:rPr>
-          <w:sz w:val="24"/>
-          <w:szCs w:val="24"/>
-        </w:rPr>
-        <w:t>insights for stakeholders</w:t>
-      </w:r>
-      <w:r>
-        <w:rPr>
-          <w:b w:val="0"/>
-          <w:bCs w:val="0"/>
-          <w:sz w:val="24"/>
-          <w:szCs w:val="24"/>
-        </w:rPr>
-        <w:t>.</w:t>
+        <w:t xml:space="preserve">Engineered an Avro Schema Registry enabling safe backward/forward compatibility and seamless schema evolution across distributed services.  </w:t>
       </w:r>
     </w:p>
     <w:p>
@@ -1294,25 +1334,7 @@
           <w:sz w:val="24"/>
           <w:szCs w:val="24"/>
         </w:rPr>
-        <w:t xml:space="preserve">Delivered full observability (metrics, logs, </w:t>
-      </w:r>
-      <w:r>
-        <w:rPr>
-          <w:b w:val="0"/>
-          <w:bCs w:val="0"/>
-          <w:sz w:val="24"/>
-          <w:szCs w:val="24"/>
-        </w:rPr>
-        <w:t>dashboards</w:t>
-      </w:r>
-      <w:r>
-        <w:rPr>
-          <w:b w:val="0"/>
-          <w:bCs w:val="0"/>
-          <w:sz w:val="24"/>
-          <w:szCs w:val="24"/>
-        </w:rPr>
-        <w:t>) to improve reliability and MTTR across services.</w:t>
+        <w:t>Leveraged AI coding assistants such as Amazon Q CLI, GitHub Copilot, and Bedrock-based tools to optimize development workflows and improve engineering velocity.</w:t>
       </w:r>
     </w:p>
     <w:p>
@@ -1339,32 +1361,25 @@
           <w:sz w:val="24"/>
           <w:szCs w:val="24"/>
         </w:rPr>
-        <w:t xml:space="preserve">Engineered a </w:t>
-      </w:r>
-      <w:r>
-        <w:rPr>
-          <w:b w:val="0"/>
-          <w:bCs w:val="0"/>
-          <w:sz w:val="24"/>
-          <w:szCs w:val="24"/>
-        </w:rPr>
-        <w:t xml:space="preserve">highly scalable </w:t>
-      </w:r>
-      <w:r>
-        <w:rPr>
-          <w:b w:val="0"/>
-          <w:bCs w:val="0"/>
-          <w:sz w:val="24"/>
-          <w:szCs w:val="24"/>
-        </w:rPr>
-        <w:t xml:space="preserve">service to identify weather-impacted customers, cutting </w:t>
-      </w:r>
-      <w:r>
-        <w:rPr>
-          <w:sz w:val="24"/>
-          <w:szCs w:val="24"/>
-        </w:rPr>
-        <w:t>triage time by 90%.</w:t>
+        <w:t xml:space="preserve">Delivered full observability (metrics, logs, </w:t>
+      </w:r>
+      <w:r>
+        <w:rPr>
+          <w:b w:val="0"/>
+          <w:bCs w:val="0"/>
+          <w:sz w:val="24"/>
+          <w:szCs w:val="24"/>
+        </w:rPr>
+        <w:t>dashboards</w:t>
+      </w:r>
+      <w:r>
+        <w:rPr>
+          <w:b w:val="0"/>
+          <w:bCs w:val="0"/>
+          <w:sz w:val="24"/>
+          <w:szCs w:val="24"/>
+        </w:rPr>
+        <w:t>) to improve reliability and MTTR across services.</w:t>
       </w:r>
     </w:p>
     <w:p>
@@ -1391,32 +1406,32 @@
           <w:sz w:val="24"/>
           <w:szCs w:val="24"/>
         </w:rPr>
-        <w:t xml:space="preserve">Built ML pipelines for </w:t>
-      </w:r>
-      <w:r>
-        <w:rPr>
-          <w:sz w:val="24"/>
-          <w:szCs w:val="24"/>
-        </w:rPr>
-        <w:t>anomaly detection</w:t>
-      </w:r>
-      <w:r>
-        <w:rPr>
-          <w:b w:val="0"/>
-          <w:bCs w:val="0"/>
-          <w:sz w:val="24"/>
-          <w:szCs w:val="24"/>
-        </w:rPr>
-        <w:t>,</w:t>
-      </w:r>
-      <w:r>
-        <w:rPr>
-          <w:b w:val="0"/>
-          <w:bCs w:val="0"/>
-          <w:sz w:val="24"/>
-          <w:szCs w:val="24"/>
-        </w:rPr>
-        <w:t xml:space="preserve"> classification and prediction of large-scale network issues.</w:t>
+        <w:t xml:space="preserve">Engineered a </w:t>
+      </w:r>
+      <w:r>
+        <w:rPr>
+          <w:b w:val="0"/>
+          <w:bCs w:val="0"/>
+          <w:sz w:val="24"/>
+          <w:szCs w:val="24"/>
+        </w:rPr>
+        <w:t xml:space="preserve">highly scalable </w:t>
+      </w:r>
+      <w:r>
+        <w:rPr>
+          <w:b w:val="0"/>
+          <w:bCs w:val="0"/>
+          <w:sz w:val="24"/>
+          <w:szCs w:val="24"/>
+        </w:rPr>
+        <w:t xml:space="preserve">service to identify weather-impacted customers, cutting </w:t>
+      </w:r>
+      <w:r>
+        <w:rPr>
+          <w:sz w:val="24"/>
+          <w:szCs w:val="24"/>
+        </w:rPr>
+        <w:t>triage time by 90%.</w:t>
       </w:r>
     </w:p>
     <w:p>
@@ -1443,25 +1458,151 @@
           <w:sz w:val="24"/>
           <w:szCs w:val="24"/>
         </w:rPr>
-        <w:t>Mentored engineers and influenced architecture across teams</w:t>
-      </w:r>
-      <w:r>
-        <w:rPr>
-          <w:b w:val="0"/>
-          <w:bCs w:val="0"/>
-          <w:sz w:val="24"/>
-          <w:szCs w:val="24"/>
-        </w:rPr>
-        <w:t xml:space="preserve"> and organizations</w:t>
-      </w:r>
-      <w:r>
-        <w:rPr>
-          <w:b w:val="0"/>
-          <w:bCs w:val="0"/>
-          <w:sz w:val="24"/>
-          <w:szCs w:val="24"/>
-        </w:rPr>
-        <w:t>.</w:t>
+        <w:t xml:space="preserve">Built ML pipelines for </w:t>
+      </w:r>
+      <w:r>
+        <w:rPr>
+          <w:sz w:val="24"/>
+          <w:szCs w:val="24"/>
+        </w:rPr>
+        <w:t>anomaly detection</w:t>
+      </w:r>
+      <w:r>
+        <w:rPr>
+          <w:b w:val="0"/>
+          <w:bCs w:val="0"/>
+          <w:sz w:val="24"/>
+          <w:szCs w:val="24"/>
+        </w:rPr>
+        <w:t>,</w:t>
+      </w:r>
+      <w:r>
+        <w:rPr>
+          <w:b w:val="0"/>
+          <w:bCs w:val="0"/>
+          <w:sz w:val="24"/>
+          <w:szCs w:val="24"/>
+        </w:rPr>
+        <w:t xml:space="preserve"> classification and prediction of large-scale network issues.</w:t>
+      </w:r>
+    </w:p>
+    <w:p>
+      <w:pPr>
+        <w:pStyle w:val="Heading2"/>
+        <w:tabs>
+          <w:tab w:val="right" w:pos="10440"/>
+        </w:tabs>
+        <w:spacing w:before="120" w:after="60"/>
+        <w:ind w:left="0"/>
+        <w:rPr>
+          <w:sz w:val="25"/>
+          <w:szCs w:val="25"/>
+        </w:rPr>
+      </w:pPr>
+      <w:r>
+        <w:rPr>
+          <w:sz w:val="25"/>
+          <w:szCs w:val="25"/>
+        </w:rPr>
+        <w:t>AMAZON</w:t>
+      </w:r>
+      <w:r>
+        <w:rPr>
+          <w:sz w:val="25"/>
+          <w:szCs w:val="25"/>
+        </w:rPr>
+        <w:t xml:space="preserve">, </w:t>
+      </w:r>
+      <w:r>
+        <w:rPr>
+          <w:sz w:val="25"/>
+          <w:szCs w:val="25"/>
+        </w:rPr>
+        <w:t>Seattle</w:t>
+      </w:r>
+      <w:r>
+        <w:rPr>
+          <w:sz w:val="25"/>
+          <w:szCs w:val="25"/>
+        </w:rPr>
+        <w:t>, WA</w:t>
+      </w:r>
+      <w:r>
+        <w:rPr>
+          <w:sz w:val="25"/>
+          <w:szCs w:val="25"/>
+        </w:rPr>
+        <w:t xml:space="preserve"> -</w:t>
+      </w:r>
+      <w:r>
+        <w:rPr>
+          <w:sz w:val="25"/>
+          <w:szCs w:val="25"/>
+        </w:rPr>
+        <w:t xml:space="preserve"> Software Development Engineer</w:t>
+      </w:r>
+      <w:r>
+        <w:rPr>
+          <w:sz w:val="25"/>
+          <w:szCs w:val="25"/>
+        </w:rPr>
+        <w:t xml:space="preserve"> </w:t>
+      </w:r>
+      <w:r>
+        <w:rPr>
+          <w:sz w:val="25"/>
+          <w:szCs w:val="25"/>
+        </w:rPr>
+        <w:tab/>
+      </w:r>
+      <w:r>
+        <w:rPr>
+          <w:sz w:val="25"/>
+          <w:szCs w:val="25"/>
+        </w:rPr>
+        <w:t>Ju</w:t>
+      </w:r>
+      <w:r>
+        <w:rPr>
+          <w:sz w:val="25"/>
+          <w:szCs w:val="25"/>
+        </w:rPr>
+        <w:t>ne</w:t>
+      </w:r>
+      <w:r>
+        <w:rPr>
+          <w:sz w:val="25"/>
+          <w:szCs w:val="25"/>
+        </w:rPr>
+        <w:t xml:space="preserve"> 202</w:t>
+      </w:r>
+      <w:r>
+        <w:rPr>
+          <w:sz w:val="25"/>
+          <w:szCs w:val="25"/>
+        </w:rPr>
+        <w:t>2</w:t>
+      </w:r>
+      <w:r>
+        <w:rPr>
+          <w:sz w:val="25"/>
+          <w:szCs w:val="25"/>
+        </w:rPr>
+        <w:t xml:space="preserve"> – </w:t>
+      </w:r>
+      <w:r>
+        <w:rPr>
+          <w:sz w:val="25"/>
+          <w:szCs w:val="25"/>
+        </w:rPr>
+        <w:t>Sep</w:t>
+      </w:r>
+      <w:r>
+        <w:rPr>
+          <w:sz w:val="25"/>
+          <w:szCs w:val="25"/>
+        </w:rPr>
+        <w:t xml:space="preserve"> 2023</w:t>
       </w:r>
     </w:p>
     <w:p>
@@ -1486,127 +1627,55 @@
           <w:sz w:val="24"/>
           <w:szCs w:val="24"/>
         </w:rPr>
-        <w:t xml:space="preserve">Optimized AWS infrastructure monitoring, reducing costs </w:t>
-      </w:r>
-      <w:r>
-        <w:rPr>
-          <w:bCs w:val="0"/>
-          <w:sz w:val="24"/>
-          <w:szCs w:val="24"/>
-        </w:rPr>
-        <w:t>by 65%.</w:t>
-      </w:r>
-    </w:p>
-    <w:p>
-      <w:pPr>
-        <w:pStyle w:val="Heading2"/>
-        <w:tabs>
-          <w:tab w:val="right" w:pos="10440"/>
-        </w:tabs>
-        <w:spacing w:before="120" w:after="60"/>
-        <w:ind w:left="0"/>
-        <w:rPr>
-          <w:sz w:val="25"/>
-          <w:szCs w:val="25"/>
-        </w:rPr>
-      </w:pPr>
-      <w:r>
-        <w:rPr>
-          <w:sz w:val="25"/>
-          <w:szCs w:val="25"/>
-        </w:rPr>
-        <w:t>AMAZON</w:t>
-      </w:r>
-      <w:r>
-        <w:rPr>
-          <w:sz w:val="25"/>
-          <w:szCs w:val="25"/>
-        </w:rPr>
-        <w:t xml:space="preserve">, </w:t>
-      </w:r>
-      <w:r>
-        <w:rPr>
-          <w:sz w:val="25"/>
-          <w:szCs w:val="25"/>
-        </w:rPr>
-        <w:t>Seattle</w:t>
-      </w:r>
-      <w:r>
-        <w:rPr>
-          <w:sz w:val="25"/>
-          <w:szCs w:val="25"/>
-        </w:rPr>
-        <w:t>, WA</w:t>
-      </w:r>
-      <w:r>
-        <w:rPr>
-          <w:sz w:val="25"/>
-          <w:szCs w:val="25"/>
-        </w:rPr>
-        <w:t>, Software Development Engineer</w:t>
-      </w:r>
-      <w:r>
-        <w:rPr>
-          <w:sz w:val="25"/>
-          <w:szCs w:val="25"/>
-        </w:rPr>
-        <w:t xml:space="preserve"> </w:t>
-      </w:r>
-      <w:r>
-        <w:rPr>
-          <w:sz w:val="25"/>
-          <w:szCs w:val="25"/>
-        </w:rPr>
-        <w:tab/>
-      </w:r>
-      <w:r>
-        <w:rPr>
-          <w:sz w:val="25"/>
-          <w:szCs w:val="25"/>
-        </w:rPr>
-        <w:t>Ju</w:t>
-      </w:r>
-      <w:r>
-        <w:rPr>
-          <w:sz w:val="25"/>
-          <w:szCs w:val="25"/>
-        </w:rPr>
-        <w:t>ne</w:t>
-      </w:r>
-      <w:r>
-        <w:rPr>
-          <w:sz w:val="25"/>
-          <w:szCs w:val="25"/>
-        </w:rPr>
-        <w:t xml:space="preserve"> 202</w:t>
-      </w:r>
-      <w:r>
-        <w:rPr>
-          <w:sz w:val="25"/>
-          <w:szCs w:val="25"/>
-        </w:rPr>
-        <w:t>2</w:t>
-      </w:r>
-      <w:r>
-        <w:rPr>
-          <w:sz w:val="25"/>
-          <w:szCs w:val="25"/>
-        </w:rPr>
-        <w:t xml:space="preserve"> – </w:t>
-      </w:r>
-      <w:r>
-        <w:rPr>
-          <w:sz w:val="25"/>
-          <w:szCs w:val="25"/>
-        </w:rPr>
-        <w:t>Sep</w:t>
-      </w:r>
-      <w:r>
-        <w:rPr>
-          <w:sz w:val="25"/>
-          <w:szCs w:val="25"/>
-        </w:rPr>
-        <w:t xml:space="preserve"> 2023</w:t>
+        <w:t xml:space="preserve">Led the </w:t>
+      </w:r>
+      <w:r>
+        <w:rPr>
+          <w:b w:val="0"/>
+          <w:sz w:val="24"/>
+          <w:szCs w:val="24"/>
+        </w:rPr>
+        <w:t>design</w:t>
+      </w:r>
+      <w:r>
+        <w:rPr>
+          <w:b w:val="0"/>
+          <w:sz w:val="24"/>
+          <w:szCs w:val="24"/>
+        </w:rPr>
+        <w:t xml:space="preserve">, development, and deployment of </w:t>
+      </w:r>
+      <w:r>
+        <w:rPr>
+          <w:b w:val="0"/>
+          <w:sz w:val="24"/>
+          <w:szCs w:val="24"/>
+        </w:rPr>
+        <w:t xml:space="preserve">highly </w:t>
+      </w:r>
+      <w:r>
+        <w:rPr>
+          <w:b w:val="0"/>
+          <w:sz w:val="24"/>
+          <w:szCs w:val="24"/>
+        </w:rPr>
+        <w:t xml:space="preserve">scalable </w:t>
+      </w:r>
+      <w:r>
+        <w:rPr>
+          <w:b w:val="0"/>
+          <w:sz w:val="24"/>
+          <w:szCs w:val="24"/>
+        </w:rPr>
+        <w:t xml:space="preserve">software solutions </w:t>
+      </w:r>
+      <w:r>
+        <w:rPr>
+          <w:b w:val="0"/>
+          <w:sz w:val="24"/>
+          <w:szCs w:val="24"/>
+        </w:rPr>
+        <w:t>and microservices.</w:t>
       </w:r>
     </w:p>
     <w:p>
@@ -1631,56 +1700,39 @@
           <w:sz w:val="24"/>
           <w:szCs w:val="24"/>
         </w:rPr>
-        <w:lastRenderedPageBreak/>
-        <w:t xml:space="preserve">Led the </w:t>
-      </w:r>
-      <w:r>
-        <w:rPr>
-          <w:b w:val="0"/>
-          <w:sz w:val="24"/>
-          <w:szCs w:val="24"/>
-        </w:rPr>
-        <w:t>design</w:t>
-      </w:r>
-      <w:r>
-        <w:rPr>
-          <w:b w:val="0"/>
-          <w:sz w:val="24"/>
-          <w:szCs w:val="24"/>
-        </w:rPr>
-        <w:t xml:space="preserve">, development, and deployment of </w:t>
-      </w:r>
-      <w:r>
-        <w:rPr>
-          <w:b w:val="0"/>
-          <w:sz w:val="24"/>
-          <w:szCs w:val="24"/>
-        </w:rPr>
-        <w:t xml:space="preserve">highly </w:t>
-      </w:r>
-      <w:r>
-        <w:rPr>
-          <w:b w:val="0"/>
-          <w:sz w:val="24"/>
-          <w:szCs w:val="24"/>
-        </w:rPr>
-        <w:t xml:space="preserve">scalable </w:t>
-      </w:r>
-      <w:r>
-        <w:rPr>
-          <w:b w:val="0"/>
-          <w:sz w:val="24"/>
-          <w:szCs w:val="24"/>
-        </w:rPr>
-        <w:t xml:space="preserve">software solutions </w:t>
-      </w:r>
-      <w:r>
-        <w:rPr>
-          <w:b w:val="0"/>
-          <w:sz w:val="24"/>
-          <w:szCs w:val="24"/>
-        </w:rPr>
-        <w:t>and microservices.</w:t>
+        <w:t xml:space="preserve">Automated </w:t>
+      </w:r>
+      <w:r>
+        <w:rPr>
+          <w:bCs w:val="0"/>
+          <w:sz w:val="24"/>
+          <w:szCs w:val="24"/>
+        </w:rPr>
+        <w:t>Amazon Same-Day Delivery</w:t>
+      </w:r>
+      <w:r>
+        <w:rPr>
+          <w:b w:val="0"/>
+          <w:sz w:val="24"/>
+          <w:szCs w:val="24"/>
+        </w:rPr>
+        <w:t xml:space="preserve"> catalog refresh, reducing update time </w:t>
+      </w:r>
+      <w:r>
+        <w:rPr>
+          <w:bCs w:val="0"/>
+          <w:sz w:val="24"/>
+          <w:szCs w:val="24"/>
+        </w:rPr>
+        <w:t>by 12 hours</w:t>
+      </w:r>
+      <w:r>
+        <w:rPr>
+          <w:b w:val="0"/>
+          <w:sz w:val="24"/>
+          <w:szCs w:val="24"/>
+        </w:rPr>
+        <w:t>, improving data freshness, and eliminating manual effort.</w:t>
       </w:r>
     </w:p>
     <w:p>
@@ -1705,39 +1757,15 @@
           <w:sz w:val="24"/>
           <w:szCs w:val="24"/>
         </w:rPr>
-        <w:t xml:space="preserve">Automated </w:t>
-      </w:r>
-      <w:r>
-        <w:rPr>
-          <w:bCs w:val="0"/>
-          <w:sz w:val="24"/>
-          <w:szCs w:val="24"/>
-        </w:rPr>
-        <w:t>Amazon Same-Day Delivery</w:t>
-      </w:r>
-      <w:r>
-        <w:rPr>
-          <w:b w:val="0"/>
-          <w:sz w:val="24"/>
-          <w:szCs w:val="24"/>
-        </w:rPr>
-        <w:t xml:space="preserve"> catalog refresh, reducing update time </w:t>
-      </w:r>
-      <w:r>
-        <w:rPr>
-          <w:bCs w:val="0"/>
-          <w:sz w:val="24"/>
-          <w:szCs w:val="24"/>
-        </w:rPr>
-        <w:t>by 12 hours</w:t>
-      </w:r>
-      <w:r>
-        <w:rPr>
-          <w:b w:val="0"/>
-          <w:sz w:val="24"/>
-          <w:szCs w:val="24"/>
-        </w:rPr>
-        <w:t>, improving data freshness, and eliminating manual effort.</w:t>
+        <w:t>Proactively refactored system logic to remove redundant API checks to an external service, improving efficiency and reducing latency</w:t>
+      </w:r>
+      <w:r>
+        <w:rPr>
+          <w:b w:val="0"/>
+          <w:sz w:val="24"/>
+          <w:szCs w:val="24"/>
+        </w:rPr>
+        <w:t>.</w:t>
       </w:r>
     </w:p>
     <w:p>
@@ -1762,7 +1790,39 @@
           <w:sz w:val="24"/>
           <w:szCs w:val="24"/>
         </w:rPr>
-        <w:t>Proactively refactored system logic to remove redundant API checks to an external service, improving efficiency and reducing latency</w:t>
+        <w:t xml:space="preserve">Developed an </w:t>
+      </w:r>
+      <w:r>
+        <w:rPr>
+          <w:bCs w:val="0"/>
+          <w:sz w:val="24"/>
+          <w:szCs w:val="24"/>
+        </w:rPr>
+        <w:t>ML-powered “Frequently Bought Together”</w:t>
+      </w:r>
+      <w:r>
+        <w:rPr>
+          <w:b w:val="0"/>
+          <w:sz w:val="24"/>
+          <w:szCs w:val="24"/>
+        </w:rPr>
+        <w:t xml:space="preserve"> widget, driving $1</w:t>
+      </w:r>
+      <w:r>
+        <w:rPr>
+          <w:b w:val="0"/>
+          <w:sz w:val="24"/>
+          <w:szCs w:val="24"/>
+        </w:rPr>
+        <w:t>0</w:t>
+      </w:r>
+      <w:r>
+        <w:rPr>
+          <w:b w:val="0"/>
+          <w:sz w:val="24"/>
+          <w:szCs w:val="24"/>
+        </w:rPr>
+        <w:t>0K+ in revenue</w:t>
       </w:r>
       <w:r>
         <w:rPr>
@@ -1795,47 +1855,31 @@
           <w:sz w:val="24"/>
           <w:szCs w:val="24"/>
         </w:rPr>
-        <w:t xml:space="preserve">Developed an </w:t>
-      </w:r>
-      <w:r>
-        <w:rPr>
-          <w:bCs w:val="0"/>
-          <w:sz w:val="24"/>
-          <w:szCs w:val="24"/>
-        </w:rPr>
-        <w:t>ML-powered “Frequently Bought Together”</w:t>
-      </w:r>
-      <w:r>
-        <w:rPr>
-          <w:b w:val="0"/>
-          <w:sz w:val="24"/>
-          <w:szCs w:val="24"/>
-        </w:rPr>
-        <w:t xml:space="preserve"> widget, driving $1</w:t>
-      </w:r>
-      <w:r>
-        <w:rPr>
-          <w:b w:val="0"/>
-          <w:sz w:val="24"/>
-          <w:szCs w:val="24"/>
-        </w:rPr>
-        <w:t>0</w:t>
-      </w:r>
-      <w:r>
-        <w:rPr>
-          <w:b w:val="0"/>
-          <w:sz w:val="24"/>
-          <w:szCs w:val="24"/>
-        </w:rPr>
-        <w:t>0K+ in revenue</w:t>
-      </w:r>
-      <w:r>
-        <w:rPr>
-          <w:b w:val="0"/>
-          <w:sz w:val="24"/>
-          <w:szCs w:val="24"/>
-        </w:rPr>
-        <w:t>.</w:t>
+        <w:t xml:space="preserve">Spearheaded the development of a high-throughput inventory catalog service, slashing ticket numbers </w:t>
+      </w:r>
+      <w:r>
+        <w:rPr>
+          <w:bCs w:val="0"/>
+          <w:sz w:val="24"/>
+          <w:szCs w:val="24"/>
+        </w:rPr>
+        <w:t xml:space="preserve">by 20% </w:t>
+      </w:r>
+      <w:r>
+        <w:rPr>
+          <w:b w:val="0"/>
+          <w:sz w:val="24"/>
+          <w:szCs w:val="24"/>
+        </w:rPr>
+        <w:t xml:space="preserve">and improving data freshness by over </w:t>
+      </w:r>
+      <w:r>
+        <w:rPr>
+          <w:bCs w:val="0"/>
+          <w:sz w:val="24"/>
+          <w:szCs w:val="24"/>
+        </w:rPr>
+        <w:t>10 hours.</w:t>
       </w:r>
     </w:p>
     <w:p>
@@ -1860,31 +1904,31 @@
           <w:sz w:val="24"/>
           <w:szCs w:val="24"/>
         </w:rPr>
-        <w:t xml:space="preserve">Spearheaded the development of a high-throughput inventory catalog service, slashing ticket numbers </w:t>
-      </w:r>
-      <w:r>
-        <w:rPr>
-          <w:bCs w:val="0"/>
-          <w:sz w:val="24"/>
-          <w:szCs w:val="24"/>
-        </w:rPr>
-        <w:t xml:space="preserve">by 20% </w:t>
-      </w:r>
-      <w:r>
-        <w:rPr>
-          <w:b w:val="0"/>
-          <w:sz w:val="24"/>
-          <w:szCs w:val="24"/>
-        </w:rPr>
-        <w:t xml:space="preserve">and improving data freshness by over </w:t>
-      </w:r>
-      <w:r>
-        <w:rPr>
-          <w:bCs w:val="0"/>
-          <w:sz w:val="24"/>
-          <w:szCs w:val="24"/>
-        </w:rPr>
-        <w:t>10 hours.</w:t>
+        <w:t>Engineered</w:t>
+      </w:r>
+      <w:r>
+        <w:rPr>
+          <w:b w:val="0"/>
+          <w:sz w:val="24"/>
+          <w:szCs w:val="24"/>
+        </w:rPr>
+        <w:t xml:space="preserve"> CI/CD infrastructure design, complete with monitoring, </w:t>
+      </w:r>
+      <w:r>
+        <w:rPr>
+          <w:bCs w:val="0"/>
+          <w:sz w:val="24"/>
+          <w:szCs w:val="24"/>
+        </w:rPr>
+        <w:t>anomaly detection</w:t>
+      </w:r>
+      <w:r>
+        <w:rPr>
+          <w:b w:val="0"/>
+          <w:sz w:val="24"/>
+          <w:szCs w:val="24"/>
+        </w:rPr>
+        <w:t>, and alarms.</w:t>
       </w:r>
     </w:p>
     <w:p>
@@ -1909,31 +1953,7 @@
           <w:sz w:val="24"/>
           <w:szCs w:val="24"/>
         </w:rPr>
-        <w:t>Engineered</w:t>
-      </w:r>
-      <w:r>
-        <w:rPr>
-          <w:b w:val="0"/>
-          <w:sz w:val="24"/>
-          <w:szCs w:val="24"/>
-        </w:rPr>
-        <w:t xml:space="preserve"> CI/CD infrastructure design, complete with monitoring, </w:t>
-      </w:r>
-      <w:r>
-        <w:rPr>
-          <w:bCs w:val="0"/>
-          <w:sz w:val="24"/>
-          <w:szCs w:val="24"/>
-        </w:rPr>
-        <w:t>anomaly detection</w:t>
-      </w:r>
-      <w:r>
-        <w:rPr>
-          <w:b w:val="0"/>
-          <w:sz w:val="24"/>
-          <w:szCs w:val="24"/>
-        </w:rPr>
-        <w:t>, and alarms.</w:t>
+        <w:t>Played a pivotal role in 24/7 on-call rotations, addressing cross-team production challenges.</w:t>
       </w:r>
     </w:p>
     <w:p>
@@ -1948,17 +1968,20 @@
         <w:jc w:val="both"/>
         <w:rPr>
           <w:b w:val="0"/>
-          <w:sz w:val="24"/>
-          <w:szCs w:val="24"/>
-        </w:rPr>
-      </w:pPr>
-      <w:r>
-        <w:rPr>
-          <w:b w:val="0"/>
-          <w:sz w:val="24"/>
-          <w:szCs w:val="24"/>
-        </w:rPr>
-        <w:t>Played a pivotal role in 24/7 on-call rotations, addressing cross-team production challenges.</w:t>
+          <w:bCs w:val="0"/>
+          <w:sz w:val="24"/>
+          <w:szCs w:val="24"/>
+        </w:rPr>
+      </w:pPr>
+      <w:r>
+        <w:rPr>
+          <w:b w:val="0"/>
+          <w:bCs w:val="0"/>
+          <w:sz w:val="24"/>
+          <w:szCs w:val="24"/>
+        </w:rPr>
+        <w:lastRenderedPageBreak/>
+        <w:t>Oversaw extensive online feature experiments, leveraging feature flags (A/B tests) and production traffic.</w:t>
       </w:r>
     </w:p>
     <w:p>
@@ -1973,17 +1996,76 @@
         <w:jc w:val="both"/>
         <w:rPr>
           <w:b w:val="0"/>
-          <w:sz w:val="24"/>
-          <w:szCs w:val="24"/>
-        </w:rPr>
-      </w:pPr>
-      <w:r>
-        <w:rPr>
-          <w:b w:val="0"/>
-          <w:sz w:val="24"/>
-          <w:szCs w:val="24"/>
-        </w:rPr>
-        <w:t>Oversaw extensive online feature experiments, leveraging feature flags (A/B tests) and production traffic.</w:t>
+          <w:bCs w:val="0"/>
+          <w:sz w:val="24"/>
+          <w:szCs w:val="24"/>
+        </w:rPr>
+      </w:pPr>
+      <w:r>
+        <w:rPr>
+          <w:b w:val="0"/>
+          <w:bCs w:val="0"/>
+          <w:sz w:val="24"/>
+          <w:szCs w:val="24"/>
+        </w:rPr>
+        <w:t>Built automated ETL pipelines to deliver ML-driven data to Amazon widgets.</w:t>
+      </w:r>
+    </w:p>
+    <w:p>
+      <w:pPr>
+        <w:pStyle w:val="Heading2"/>
+        <w:tabs>
+          <w:tab w:val="right" w:pos="10440"/>
+        </w:tabs>
+        <w:spacing w:before="120" w:after="60"/>
+        <w:ind w:left="0"/>
+        <w:rPr>
+          <w:sz w:val="25"/>
+          <w:szCs w:val="25"/>
+        </w:rPr>
+      </w:pPr>
+      <w:r>
+        <w:rPr>
+          <w:sz w:val="25"/>
+          <w:szCs w:val="25"/>
+        </w:rPr>
+        <w:t>MICROSOFT</w:t>
+      </w:r>
+      <w:r>
+        <w:rPr>
+          <w:sz w:val="25"/>
+          <w:szCs w:val="25"/>
+        </w:rPr>
+        <w:t>, Redmond, WA</w:t>
+      </w:r>
+      <w:r>
+        <w:rPr>
+          <w:sz w:val="25"/>
+          <w:szCs w:val="25"/>
+        </w:rPr>
+        <w:t xml:space="preserve"> - </w:t>
+      </w:r>
+      <w:r>
+        <w:rPr>
+          <w:sz w:val="25"/>
+          <w:szCs w:val="25"/>
+        </w:rPr>
+        <w:t>Software Development Engineer</w:t>
+      </w:r>
+      <w:r>
+        <w:rPr>
+          <w:sz w:val="25"/>
+          <w:szCs w:val="25"/>
+        </w:rPr>
+        <w:tab/>
+        <w:t xml:space="preserve">June 2021 – </w:t>
+      </w:r>
+      <w:r>
+        <w:rPr>
+          <w:sz w:val="25"/>
+          <w:szCs w:val="25"/>
+        </w:rPr>
+        <w:t>June 2022</w:t>
       </w:r>
     </w:p>
     <w:p>
@@ -1997,67 +2079,26 @@
         <w:ind w:left="273" w:hanging="187"/>
         <w:jc w:val="both"/>
         <w:rPr>
-          <w:sz w:val="25"/>
-          <w:szCs w:val="25"/>
-        </w:rPr>
-      </w:pPr>
-      <w:r>
-        <w:rPr>
-          <w:b w:val="0"/>
-          <w:sz w:val="24"/>
-          <w:szCs w:val="24"/>
-        </w:rPr>
-        <w:t>Built automated ETL pipelines to deliver ML-driven data to Amazon widgets.</w:t>
-      </w:r>
-      <w:r>
-        <w:rPr>
-          <w:sz w:val="25"/>
-          <w:szCs w:val="25"/>
-        </w:rPr>
-        <w:br w:type="page"/>
-      </w:r>
-    </w:p>
-    <w:p>
-      <w:pPr>
-        <w:pStyle w:val="Heading2"/>
-        <w:tabs>
-          <w:tab w:val="right" w:pos="10440"/>
-        </w:tabs>
-        <w:spacing w:before="120" w:after="60"/>
-        <w:ind w:left="0"/>
-        <w:rPr>
-          <w:sz w:val="25"/>
-          <w:szCs w:val="25"/>
-        </w:rPr>
-      </w:pPr>
-      <w:r>
-        <w:rPr>
-          <w:sz w:val="25"/>
-          <w:szCs w:val="25"/>
-        </w:rPr>
-        <w:t>MICROSOFT</w:t>
-      </w:r>
-      <w:r>
-        <w:rPr>
-          <w:sz w:val="25"/>
-          <w:szCs w:val="25"/>
-        </w:rPr>
-        <w:t>, Redmond, WA, Software Development Engineer</w:t>
-      </w:r>
-      <w:r>
-        <w:rPr>
-          <w:sz w:val="25"/>
-          <w:szCs w:val="25"/>
-        </w:rPr>
-        <w:tab/>
-        <w:t xml:space="preserve">June 2021 – </w:t>
-      </w:r>
-      <w:r>
-        <w:rPr>
-          <w:sz w:val="25"/>
-          <w:szCs w:val="25"/>
-        </w:rPr>
-        <w:t>June 2022</w:t>
+          <w:b w:val="0"/>
+          <w:sz w:val="24"/>
+          <w:szCs w:val="24"/>
+        </w:rPr>
+      </w:pPr>
+      <w:r>
+        <w:rPr>
+          <w:b w:val="0"/>
+          <w:sz w:val="24"/>
+          <w:szCs w:val="24"/>
+        </w:rPr>
+        <w:t>Spearheaded the global device management microservice, enhancing seamless device interactions</w:t>
+      </w:r>
+      <w:r>
+        <w:rPr>
+          <w:b w:val="0"/>
+          <w:sz w:val="24"/>
+          <w:szCs w:val="24"/>
+        </w:rPr>
+        <w:t>.</w:t>
       </w:r>
     </w:p>
     <w:p>
@@ -2082,15 +2123,7 @@
           <w:sz w:val="24"/>
           <w:szCs w:val="24"/>
         </w:rPr>
-        <w:t>Spearheaded the global device management microservice, enhancing seamless device interactions</w:t>
-      </w:r>
-      <w:r>
-        <w:rPr>
-          <w:b w:val="0"/>
-          <w:sz w:val="24"/>
-          <w:szCs w:val="24"/>
-        </w:rPr>
-        <w:t>.</w:t>
+        <w:t>Developed and implemented a system to dynamically execute Python scripts and manage dependencies for a vast network of routers.</w:t>
       </w:r>
     </w:p>
     <w:p>
@@ -2115,7 +2148,23 @@
           <w:sz w:val="24"/>
           <w:szCs w:val="24"/>
         </w:rPr>
-        <w:t>Developed and implemented a system to dynamically execute Python scripts and manage dependencies for a vast network of routers.</w:t>
+        <w:t xml:space="preserve">Established </w:t>
+      </w:r>
+      <w:r>
+        <w:rPr>
+          <w:b w:val="0"/>
+          <w:sz w:val="24"/>
+          <w:szCs w:val="24"/>
+        </w:rPr>
+        <w:t xml:space="preserve">KPIs </w:t>
+      </w:r>
+      <w:r>
+        <w:rPr>
+          <w:b w:val="0"/>
+          <w:sz w:val="24"/>
+          <w:szCs w:val="24"/>
+        </w:rPr>
+        <w:t>and monitoring tools for emerging services overseeing thousands of devices.</w:t>
       </w:r>
     </w:p>
     <w:p>
@@ -2140,23 +2189,23 @@
           <w:sz w:val="24"/>
           <w:szCs w:val="24"/>
         </w:rPr>
-        <w:t xml:space="preserve">Established </w:t>
-      </w:r>
-      <w:r>
-        <w:rPr>
-          <w:b w:val="0"/>
-          <w:sz w:val="24"/>
-          <w:szCs w:val="24"/>
-        </w:rPr>
-        <w:t xml:space="preserve">KPIs </w:t>
-      </w:r>
-      <w:r>
-        <w:rPr>
-          <w:b w:val="0"/>
-          <w:sz w:val="24"/>
-          <w:szCs w:val="24"/>
-        </w:rPr>
-        <w:t>and monitoring tools for emerging services overseeing thousands of devices.</w:t>
+        <w:t xml:space="preserve">Participated in </w:t>
+      </w:r>
+      <w:r>
+        <w:rPr>
+          <w:bCs w:val="0"/>
+          <w:sz w:val="24"/>
+          <w:szCs w:val="24"/>
+        </w:rPr>
+        <w:t>24/7 on-call rotations</w:t>
+      </w:r>
+      <w:r>
+        <w:rPr>
+          <w:b w:val="0"/>
+          <w:sz w:val="24"/>
+          <w:szCs w:val="24"/>
+        </w:rPr>
+        <w:t xml:space="preserve"> to troubleshoot production issues across cross-functional teams.</w:t>
       </w:r>
     </w:p>
     <w:p>
@@ -2171,33 +2220,37 @@
         <w:jc w:val="both"/>
         <w:rPr>
           <w:b w:val="0"/>
-          <w:sz w:val="24"/>
-          <w:szCs w:val="24"/>
-        </w:rPr>
-      </w:pPr>
-      <w:r>
-        <w:rPr>
-          <w:b w:val="0"/>
-          <w:sz w:val="24"/>
-          <w:szCs w:val="24"/>
-        </w:rPr>
-        <w:t xml:space="preserve">Participated in </w:t>
-      </w:r>
-      <w:r>
-        <w:rPr>
-          <w:bCs w:val="0"/>
-          <w:sz w:val="24"/>
-          <w:szCs w:val="24"/>
-        </w:rPr>
-        <w:t>24/7 on-call rotations</w:t>
-      </w:r>
-      <w:r>
-        <w:rPr>
-          <w:b w:val="0"/>
-          <w:sz w:val="24"/>
-          <w:szCs w:val="24"/>
-        </w:rPr>
-        <w:t xml:space="preserve"> to troubleshoot production issues across cross-functional teams.</w:t>
+          <w:bCs w:val="0"/>
+          <w:sz w:val="24"/>
+          <w:szCs w:val="24"/>
+        </w:rPr>
+      </w:pPr>
+      <w:r>
+        <w:rPr>
+          <w:b w:val="0"/>
+          <w:bCs w:val="0"/>
+          <w:sz w:val="24"/>
+          <w:szCs w:val="24"/>
+        </w:rPr>
+        <w:t xml:space="preserve">Conducted deep-dive root cause analyses for production incidents, </w:t>
+      </w:r>
+      <w:r>
+        <w:rPr>
+          <w:b w:val="0"/>
+          <w:bCs w:val="0"/>
+          <w:sz w:val="24"/>
+          <w:szCs w:val="24"/>
+        </w:rPr>
+        <w:t xml:space="preserve">for </w:t>
+      </w:r>
+      <w:r>
+        <w:rPr>
+          <w:b w:val="0"/>
+          <w:bCs w:val="0"/>
+          <w:sz w:val="24"/>
+          <w:szCs w:val="24"/>
+        </w:rPr>
+        <w:t>long-term stability improvements.</w:t>
       </w:r>
     </w:p>
     <w:p>
@@ -2212,37 +2265,33 @@
         <w:jc w:val="both"/>
         <w:rPr>
           <w:b w:val="0"/>
-          <w:bCs w:val="0"/>
-          <w:sz w:val="24"/>
-          <w:szCs w:val="24"/>
-        </w:rPr>
-      </w:pPr>
-      <w:r>
-        <w:rPr>
-          <w:b w:val="0"/>
-          <w:bCs w:val="0"/>
-          <w:sz w:val="24"/>
-          <w:szCs w:val="24"/>
-        </w:rPr>
-        <w:t xml:space="preserve">Conducted deep-dive root cause analyses for production incidents, </w:t>
-      </w:r>
-      <w:r>
-        <w:rPr>
-          <w:b w:val="0"/>
-          <w:bCs w:val="0"/>
-          <w:sz w:val="24"/>
-          <w:szCs w:val="24"/>
-        </w:rPr>
-        <w:t xml:space="preserve">for </w:t>
-      </w:r>
-      <w:r>
-        <w:rPr>
-          <w:b w:val="0"/>
-          <w:bCs w:val="0"/>
-          <w:sz w:val="24"/>
-          <w:szCs w:val="24"/>
-        </w:rPr>
-        <w:t>long-term stability improvements.</w:t>
+          <w:sz w:val="24"/>
+          <w:szCs w:val="24"/>
+        </w:rPr>
+      </w:pPr>
+      <w:r>
+        <w:rPr>
+          <w:b w:val="0"/>
+          <w:sz w:val="24"/>
+          <w:szCs w:val="24"/>
+        </w:rPr>
+        <w:t xml:space="preserve">Reduced new device configuration time </w:t>
+      </w:r>
+      <w:r>
+        <w:rPr>
+          <w:bCs w:val="0"/>
+          <w:sz w:val="24"/>
+          <w:szCs w:val="24"/>
+        </w:rPr>
+        <w:t>by 50%</w:t>
+      </w:r>
+      <w:r>
+        <w:rPr>
+          <w:b w:val="0"/>
+          <w:sz w:val="24"/>
+          <w:szCs w:val="24"/>
+        </w:rPr>
+        <w:t xml:space="preserve"> through advanced caching optimizations.</w:t>
       </w:r>
     </w:p>
     <w:p>
@@ -2267,60 +2316,8 @@
           <w:sz w:val="24"/>
           <w:szCs w:val="24"/>
         </w:rPr>
-        <w:lastRenderedPageBreak/>
-        <w:t xml:space="preserve">Reduced new device configuration time </w:t>
-      </w:r>
-      <w:r>
-        <w:rPr>
-          <w:bCs w:val="0"/>
-          <w:sz w:val="24"/>
-          <w:szCs w:val="24"/>
-        </w:rPr>
-        <w:t>by 50%</w:t>
-      </w:r>
-      <w:r>
-        <w:rPr>
-          <w:b w:val="0"/>
-          <w:sz w:val="24"/>
-          <w:szCs w:val="24"/>
-        </w:rPr>
-        <w:t xml:space="preserve"> through advanced caching optimizations.</w:t>
-      </w:r>
-    </w:p>
-    <w:p>
-      <w:pPr>
-        <w:pStyle w:val="Heading2"/>
-        <w:numPr>
-          <w:ilvl w:val="0"/>
-          <w:numId w:val="6"/>
-        </w:numPr>
-        <w:spacing w:before="0"/>
-        <w:ind w:left="273" w:hanging="187"/>
-        <w:jc w:val="both"/>
-        <w:rPr>
-          <w:b w:val="0"/>
-          <w:sz w:val="24"/>
-          <w:szCs w:val="24"/>
-        </w:rPr>
-      </w:pPr>
-      <w:r>
-        <w:rPr>
-          <w:b w:val="0"/>
-          <w:sz w:val="24"/>
-          <w:szCs w:val="24"/>
-        </w:rPr>
         <w:t>Migrated internal APIs to a new in-house platform, enhancing maintainability, performance, and integration consistency across services.</w:t>
       </w:r>
-    </w:p>
-    <w:p>
-      <w:pPr>
-        <w:rPr>
-          <w:b/>
-          <w:bCs/>
-          <w:sz w:val="24"/>
-          <w:szCs w:val="24"/>
-        </w:rPr>
-      </w:pPr>
     </w:p>
     <w:p>
       <w:pPr>
@@ -2348,7 +2345,21 @@
           <w:sz w:val="24"/>
           <w:szCs w:val="24"/>
         </w:rPr>
-        <w:t>, Oregon, Software Development Engineer</w:t>
+        <w:t>, Oregon</w:t>
+      </w:r>
+      <w:r>
+        <w:rPr>
+          <w:sz w:val="24"/>
+          <w:szCs w:val="24"/>
+        </w:rPr>
+        <w:t xml:space="preserve"> -</w:t>
+      </w:r>
+      <w:r>
+        <w:rPr>
+          <w:sz w:val="24"/>
+          <w:szCs w:val="24"/>
+        </w:rPr>
+        <w:t xml:space="preserve"> Software Development Engineer</w:t>
       </w:r>
       <w:r>
         <w:rPr>
@@ -2647,6 +2658,13 @@
           <w:sz w:val="24"/>
           <w:szCs w:val="24"/>
         </w:rPr>
+        <w:t xml:space="preserve">Cary, NC - </w:t>
+      </w:r>
+      <w:r>
+        <w:rPr>
+          <w:sz w:val="24"/>
+          <w:szCs w:val="24"/>
+        </w:rPr>
         <w:t xml:space="preserve">Software Engineering </w:t>
       </w:r>
       <w:r>
@@ -2717,7 +2735,6 @@
           <w:sz w:val="24"/>
           <w:szCs w:val="24"/>
         </w:rPr>
-        <w:lastRenderedPageBreak/>
         <w:t>Engineered Intel Saffron’s Java-based REST API for AI services, integrating advanced security protocols and complex classification and recommendation modules.</w:t>
       </w:r>
     </w:p>
@@ -3617,6 +3634,118 @@
     </w:lvl>
   </w:abstractNum>
   <w:abstractNum w:abstractNumId="4" w15:restartNumberingAfterBreak="0">
+    <w:nsid w:val="21172827"/>
+    <w:multiLevelType w:val="hybridMultilevel"/>
+    <w:tmpl w:val="CF30DD46"/>
+    <w:lvl w:ilvl="0" w:tplc="0C9C42AA">
+      <w:numFmt w:val="bullet"/>
+      <w:lvlText w:val=""/>
+      <w:lvlJc w:val="left"/>
+      <w:pPr>
+        <w:ind w:left="720" w:hanging="360"/>
+      </w:pPr>
+      <w:rPr>
+        <w:rFonts w:ascii="Symbol" w:eastAsia="Calibri" w:hAnsi="Symbol" w:cs="Calibri" w:hint="default"/>
+      </w:rPr>
+    </w:lvl>
+    <w:lvl w:ilvl="1" w:tplc="04090003" w:tentative="1">
+      <w:start w:val="1"/>
+      <w:numFmt w:val="bullet"/>
+      <w:lvlText w:val="o"/>
+      <w:lvlJc w:val="left"/>
+      <w:pPr>
+        <w:ind w:left="1440" w:hanging="360"/>
+      </w:pPr>
+      <w:rPr>
+        <w:rFonts w:ascii="Courier New" w:hAnsi="Courier New" w:cs="Courier New" w:hint="default"/>
+      </w:rPr>
+    </w:lvl>
+    <w:lvl w:ilvl="2" w:tplc="04090005" w:tentative="1">
+      <w:start w:val="1"/>
+      <w:numFmt w:val="bullet"/>
+      <w:lvlText w:val=""/>
+      <w:lvlJc w:val="left"/>
+      <w:pPr>
+        <w:ind w:left="2160" w:hanging="360"/>
+      </w:pPr>
+      <w:rPr>
+        <w:rFonts w:ascii="Wingdings" w:hAnsi="Wingdings" w:hint="default"/>
+      </w:rPr>
+    </w:lvl>
+    <w:lvl w:ilvl="3" w:tplc="04090001" w:tentative="1">
+      <w:start w:val="1"/>
+      <w:numFmt w:val="bullet"/>
+      <w:lvlText w:val=""/>
+      <w:lvlJc w:val="left"/>
+      <w:pPr>
+        <w:ind w:left="2880" w:hanging="360"/>
+      </w:pPr>
+      <w:rPr>
+        <w:rFonts w:ascii="Symbol" w:hAnsi="Symbol" w:hint="default"/>
+      </w:rPr>
+    </w:lvl>
+    <w:lvl w:ilvl="4" w:tplc="04090003" w:tentative="1">
+      <w:start w:val="1"/>
+      <w:numFmt w:val="bullet"/>
+      <w:lvlText w:val="o"/>
+      <w:lvlJc w:val="left"/>
+      <w:pPr>
+        <w:ind w:left="3600" w:hanging="360"/>
+      </w:pPr>
+      <w:rPr>
+        <w:rFonts w:ascii="Courier New" w:hAnsi="Courier New" w:cs="Courier New" w:hint="default"/>
+      </w:rPr>
+    </w:lvl>
+    <w:lvl w:ilvl="5" w:tplc="04090005" w:tentative="1">
+      <w:start w:val="1"/>
+      <w:numFmt w:val="bullet"/>
+      <w:lvlText w:val=""/>
+      <w:lvlJc w:val="left"/>
+      <w:pPr>
+        <w:ind w:left="4320" w:hanging="360"/>
+      </w:pPr>
+      <w:rPr>
+        <w:rFonts w:ascii="Wingdings" w:hAnsi="Wingdings" w:hint="default"/>
+      </w:rPr>
+    </w:lvl>
+    <w:lvl w:ilvl="6" w:tplc="04090001" w:tentative="1">
+      <w:start w:val="1"/>
+      <w:numFmt w:val="bullet"/>
+      <w:lvlText w:val=""/>
+      <w:lvlJc w:val="left"/>
+      <w:pPr>
+        <w:ind w:left="5040" w:hanging="360"/>
+      </w:pPr>
+      <w:rPr>
+        <w:rFonts w:ascii="Symbol" w:hAnsi="Symbol" w:hint="default"/>
+      </w:rPr>
+    </w:lvl>
+    <w:lvl w:ilvl="7" w:tplc="04090003" w:tentative="1">
+      <w:start w:val="1"/>
+      <w:numFmt w:val="bullet"/>
+      <w:lvlText w:val="o"/>
+      <w:lvlJc w:val="left"/>
+      <w:pPr>
+        <w:ind w:left="5760" w:hanging="360"/>
+      </w:pPr>
+      <w:rPr>
+        <w:rFonts w:ascii="Courier New" w:hAnsi="Courier New" w:cs="Courier New" w:hint="default"/>
+      </w:rPr>
+    </w:lvl>
+    <w:lvl w:ilvl="8" w:tplc="04090005" w:tentative="1">
+      <w:start w:val="1"/>
+      <w:numFmt w:val="bullet"/>
+      <w:lvlText w:val=""/>
+      <w:lvlJc w:val="left"/>
+      <w:pPr>
+        <w:ind w:left="6480" w:hanging="360"/>
+      </w:pPr>
+      <w:rPr>
+        <w:rFonts w:ascii="Wingdings" w:hAnsi="Wingdings" w:hint="default"/>
+      </w:rPr>
+    </w:lvl>
+  </w:abstractNum>
+  <w:abstractNum w:abstractNumId="5" w15:restartNumberingAfterBreak="0">
     <w:nsid w:val="27424990"/>
     <w:multiLevelType w:val="hybridMultilevel"/>
     <w:tmpl w:val="A192DF6C"/>
@@ -3728,7 +3857,7 @@
       </w:rPr>
     </w:lvl>
   </w:abstractNum>
-  <w:abstractNum w:abstractNumId="5" w15:restartNumberingAfterBreak="0">
+  <w:abstractNum w:abstractNumId="6" w15:restartNumberingAfterBreak="0">
     <w:nsid w:val="2B6C0847"/>
     <w:multiLevelType w:val="hybridMultilevel"/>
     <w:tmpl w:val="A77EFC9E"/>
@@ -3841,7 +3970,7 @@
       </w:rPr>
     </w:lvl>
   </w:abstractNum>
-  <w:abstractNum w:abstractNumId="6" w15:restartNumberingAfterBreak="0">
+  <w:abstractNum w:abstractNumId="7" w15:restartNumberingAfterBreak="0">
     <w:nsid w:val="377E0CEB"/>
     <w:multiLevelType w:val="multilevel"/>
     <w:tmpl w:val="A66629DC"/>
@@ -3990,7 +4119,7 @@
       </w:rPr>
     </w:lvl>
   </w:abstractNum>
-  <w:abstractNum w:abstractNumId="7" w15:restartNumberingAfterBreak="0">
+  <w:abstractNum w:abstractNumId="8" w15:restartNumberingAfterBreak="0">
     <w:nsid w:val="40C16F4B"/>
     <w:multiLevelType w:val="hybridMultilevel"/>
     <w:tmpl w:val="D6A4E44E"/>
@@ -4103,7 +4232,7 @@
       </w:rPr>
     </w:lvl>
   </w:abstractNum>
-  <w:abstractNum w:abstractNumId="8" w15:restartNumberingAfterBreak="0">
+  <w:abstractNum w:abstractNumId="9" w15:restartNumberingAfterBreak="0">
     <w:nsid w:val="4EB544C2"/>
     <w:multiLevelType w:val="hybridMultilevel"/>
     <w:tmpl w:val="F6445294"/>
@@ -4216,7 +4345,7 @@
       </w:rPr>
     </w:lvl>
   </w:abstractNum>
-  <w:abstractNum w:abstractNumId="9" w15:restartNumberingAfterBreak="0">
+  <w:abstractNum w:abstractNumId="10" w15:restartNumberingAfterBreak="0">
     <w:nsid w:val="71286132"/>
     <w:multiLevelType w:val="hybridMultilevel"/>
     <w:tmpl w:val="C332FF1A"/>
@@ -4329,7 +4458,7 @@
       </w:rPr>
     </w:lvl>
   </w:abstractNum>
-  <w:abstractNum w:abstractNumId="10" w15:restartNumberingAfterBreak="0">
+  <w:abstractNum w:abstractNumId="11" w15:restartNumberingAfterBreak="0">
     <w:nsid w:val="7B21624A"/>
     <w:multiLevelType w:val="hybridMultilevel"/>
     <w:tmpl w:val="D9682C58"/>
@@ -4444,7 +4573,7 @@
     </w:lvl>
   </w:abstractNum>
   <w:num w:numId="1" w16cid:durableId="429475535">
-    <w:abstractNumId w:val="10"/>
+    <w:abstractNumId w:val="11"/>
   </w:num>
   <w:num w:numId="2" w16cid:durableId="2011827015">
     <w:abstractNumId w:val="1"/>
@@ -4453,13 +4582,13 @@
     <w:abstractNumId w:val="0"/>
   </w:num>
   <w:num w:numId="4" w16cid:durableId="1135682530">
-    <w:abstractNumId w:val="5"/>
+    <w:abstractNumId w:val="6"/>
   </w:num>
   <w:num w:numId="5" w16cid:durableId="62484708">
-    <w:abstractNumId w:val="7"/>
+    <w:abstractNumId w:val="8"/>
   </w:num>
   <w:num w:numId="6" w16cid:durableId="811825007">
-    <w:abstractNumId w:val="4"/>
+    <w:abstractNumId w:val="5"/>
   </w:num>
   <w:num w:numId="7" w16cid:durableId="1452549051">
     <w:abstractNumId w:val="2"/>
@@ -4468,13 +4597,16 @@
     <w:abstractNumId w:val="3"/>
   </w:num>
   <w:num w:numId="9" w16cid:durableId="838083671">
-    <w:abstractNumId w:val="8"/>
+    <w:abstractNumId w:val="9"/>
   </w:num>
   <w:num w:numId="10" w16cid:durableId="1923219457">
-    <w:abstractNumId w:val="9"/>
+    <w:abstractNumId w:val="10"/>
   </w:num>
   <w:num w:numId="11" w16cid:durableId="1133522199">
-    <w:abstractNumId w:val="6"/>
+    <w:abstractNumId w:val="7"/>
+  </w:num>
+  <w:num w:numId="12" w16cid:durableId="144593645">
+    <w:abstractNumId w:val="4"/>
   </w:num>
 </w:numbering>
 </file>
@@ -4923,7 +5055,6 @@
   <w:style w:type="character" w:default="1" w:styleId="DefaultParagraphFont">
     <w:name w:val="Default Paragraph Font"/>
     <w:uiPriority w:val="1"/>
-    <w:semiHidden/>
     <w:unhideWhenUsed/>
   </w:style>
   <w:style w:type="table" w:default="1" w:styleId="TableNormal">
@@ -5491,12 +5622,19 @@
 </file>
 
 <file path=customXml/item1.xml><?xml version="1.0" encoding="utf-8"?>
-<p:properties xmlns:p="http://schemas.microsoft.com/office/2006/metadata/properties" xmlns:xsi="http://www.w3.org/2001/XMLSchema-instance" xmlns:pc="http://schemas.microsoft.com/office/infopath/2007/PartnerControls">
-  <documentManagement/>
-</p:properties>
+<?mso-contentType ?>
+<FormTemplates xmlns="http://schemas.microsoft.com/sharepoint/v3/contenttype/forms">
+  <Display>DocumentLibraryForm</Display>
+  <Edit>DocumentLibraryForm</Edit>
+  <New>DocumentLibraryForm</New>
+</FormTemplates>
 </file>
 
 <file path=customXml/item2.xml><?xml version="1.0" encoding="utf-8"?>
+<b:Sources xmlns:b="http://schemas.openxmlformats.org/officeDocument/2006/bibliography" xmlns="http://schemas.openxmlformats.org/officeDocument/2006/bibliography" SelectedStyle="\APASixthEditionOfficeOnline.xsl" StyleName="APA" Version="6"/>
+</file>
+
+<file path=customXml/item3.xml><?xml version="1.0" encoding="utf-8"?>
 <ct:contentTypeSchema xmlns:ct="http://schemas.microsoft.com/office/2006/metadata/contentType" xmlns:ma="http://schemas.microsoft.com/office/2006/metadata/properties/metaAttributes" ct:_="" ma:_="" ma:contentTypeName="Document" ma:contentTypeID="0x010100C62E9F8080EF9045A3461589C8C739D0" ma:contentTypeVersion="12" ma:contentTypeDescription="Create a new document." ma:contentTypeScope="" ma:versionID="b82a4e0cfbba1a4e0025dcf5a4615212">
   <xsd:schema xmlns:xsd="http://www.w3.org/2001/XMLSchema" xmlns:xs="http://www.w3.org/2001/XMLSchema" xmlns:p="http://schemas.microsoft.com/office/2006/metadata/properties" xmlns:ns3="9237417f-6a90-4707-b345-f61fa45bd513" xmlns:ns4="9a6bc8ff-0751-4fb5-b019-c7731e2305e0" targetNamespace="http://schemas.microsoft.com/office/2006/metadata/properties" ma:root="true" ma:fieldsID="8962f9b60b26a87ae6d308e6e9d5b6bd" ns3:_="" ns4:_="">
     <xsd:import namespace="9237417f-6a90-4707-b345-f61fa45bd513"/>
@@ -5713,37 +5851,29 @@
 </ct:contentTypeSchema>
 </file>
 
-<file path=customXml/item3.xml><?xml version="1.0" encoding="utf-8"?>
-<b:Sources xmlns:b="http://schemas.openxmlformats.org/officeDocument/2006/bibliography" xmlns="http://schemas.openxmlformats.org/officeDocument/2006/bibliography" SelectedStyle="\APASixthEditionOfficeOnline.xsl" StyleName="APA" Version="6"/>
-</file>
-
 <file path=customXml/item4.xml><?xml version="1.0" encoding="utf-8"?>
-<?mso-contentType ?>
-<FormTemplates xmlns="http://schemas.microsoft.com/sharepoint/v3/contenttype/forms">
-  <Display>DocumentLibraryForm</Display>
-  <Edit>DocumentLibraryForm</Edit>
-  <New>DocumentLibraryForm</New>
-</FormTemplates>
+<p:properties xmlns:p="http://schemas.microsoft.com/office/2006/metadata/properties" xmlns:xsi="http://www.w3.org/2001/XMLSchema-instance" xmlns:pc="http://schemas.microsoft.com/office/infopath/2007/PartnerControls">
+  <documentManagement/>
+</p:properties>
 </file>
 
 <file path=customXml/itemProps1.xml><?xml version="1.0" encoding="utf-8"?>
-<ds:datastoreItem xmlns:ds="http://schemas.openxmlformats.org/officeDocument/2006/customXml" ds:itemID="{83F54608-22A7-4AF5-943D-E29461CC7B4C}">
+<ds:datastoreItem xmlns:ds="http://schemas.openxmlformats.org/officeDocument/2006/customXml" ds:itemID="{A6C65B34-06ED-41A8-A3F3-05A1F92025D0}">
   <ds:schemaRefs>
-    <ds:schemaRef ds:uri="http://purl.org/dc/elements/1.1/"/>
-    <ds:schemaRef ds:uri="http://purl.org/dc/dcmitype/"/>
-    <ds:schemaRef ds:uri="http://purl.org/dc/terms/"/>
-    <ds:schemaRef ds:uri="http://schemas.microsoft.com/office/2006/metadata/properties"/>
-    <ds:schemaRef ds:uri="9237417f-6a90-4707-b345-f61fa45bd513"/>
-    <ds:schemaRef ds:uri="http://schemas.microsoft.com/office/2006/documentManagement/types"/>
-    <ds:schemaRef ds:uri="http://schemas.openxmlformats.org/package/2006/metadata/core-properties"/>
-    <ds:schemaRef ds:uri="http://schemas.microsoft.com/office/infopath/2007/PartnerControls"/>
-    <ds:schemaRef ds:uri="9a6bc8ff-0751-4fb5-b019-c7731e2305e0"/>
-    <ds:schemaRef ds:uri="http://www.w3.org/XML/1998/namespace"/>
+    <ds:schemaRef ds:uri="http://schemas.microsoft.com/sharepoint/v3/contenttype/forms"/>
   </ds:schemaRefs>
 </ds:datastoreItem>
 </file>
 
 <file path=customXml/itemProps2.xml><?xml version="1.0" encoding="utf-8"?>
+<ds:datastoreItem xmlns:ds="http://schemas.openxmlformats.org/officeDocument/2006/customXml" ds:itemID="{CC3DF9CB-EAE3-4358-B00B-AEDD1725FC02}">
+  <ds:schemaRefs>
+    <ds:schemaRef ds:uri="http://schemas.openxmlformats.org/officeDocument/2006/bibliography"/>
+  </ds:schemaRefs>
+</ds:datastoreItem>
+</file>
+
+<file path=customXml/itemProps3.xml><?xml version="1.0" encoding="utf-8"?>
 <ds:datastoreItem xmlns:ds="http://schemas.openxmlformats.org/officeDocument/2006/customXml" ds:itemID="{2993B305-E746-423D-81B7-32926B0D6054}">
   <ds:schemaRefs>
     <ds:schemaRef ds:uri="http://schemas.microsoft.com/office/2006/metadata/contentType"/>
@@ -5762,18 +5892,19 @@
 </ds:datastoreItem>
 </file>
 
-<file path=customXml/itemProps3.xml><?xml version="1.0" encoding="utf-8"?>
-<ds:datastoreItem xmlns:ds="http://schemas.openxmlformats.org/officeDocument/2006/customXml" ds:itemID="{CC3DF9CB-EAE3-4358-B00B-AEDD1725FC02}">
+<file path=customXml/itemProps4.xml><?xml version="1.0" encoding="utf-8"?>
+<ds:datastoreItem xmlns:ds="http://schemas.openxmlformats.org/officeDocument/2006/customXml" ds:itemID="{83F54608-22A7-4AF5-943D-E29461CC7B4C}">
   <ds:schemaRefs>
-    <ds:schemaRef ds:uri="http://schemas.openxmlformats.org/officeDocument/2006/bibliography"/>
-  </ds:schemaRefs>
-</ds:datastoreItem>
-</file>
-
-<file path=customXml/itemProps4.xml><?xml version="1.0" encoding="utf-8"?>
-<ds:datastoreItem xmlns:ds="http://schemas.openxmlformats.org/officeDocument/2006/customXml" ds:itemID="{A6C65B34-06ED-41A8-A3F3-05A1F92025D0}">
-  <ds:schemaRefs>
-    <ds:schemaRef ds:uri="http://schemas.microsoft.com/sharepoint/v3/contenttype/forms"/>
+    <ds:schemaRef ds:uri="9a6bc8ff-0751-4fb5-b019-c7731e2305e0"/>
+    <ds:schemaRef ds:uri="http://schemas.microsoft.com/office/infopath/2007/PartnerControls"/>
+    <ds:schemaRef ds:uri="http://schemas.microsoft.com/office/2006/metadata/properties"/>
+    <ds:schemaRef ds:uri="http://www.w3.org/XML/1998/namespace"/>
+    <ds:schemaRef ds:uri="9237417f-6a90-4707-b345-f61fa45bd513"/>
+    <ds:schemaRef ds:uri="http://purl.org/dc/dcmitype/"/>
+    <ds:schemaRef ds:uri="http://schemas.openxmlformats.org/package/2006/metadata/core-properties"/>
+    <ds:schemaRef ds:uri="http://schemas.microsoft.com/office/2006/documentManagement/types"/>
+    <ds:schemaRef ds:uri="http://purl.org/dc/terms/"/>
+    <ds:schemaRef ds:uri="http://purl.org/dc/elements/1.1/"/>
   </ds:schemaRefs>
 </ds:datastoreItem>
 </file>